--- a/ky/wisdom-stories/flower-of-honesty.docx
+++ b/ky/wisdom-stories/flower-of-honesty.docx
@@ -111,7 +111,7 @@
           <w:sz w:val="22"/>
           <w:lang w:val="ky-KG"/>
         </w:rPr>
-        <w:t>Сарай кызматчысынын кызы да алган үрөнүн гүл идишке эгет. Канчалык тырышып караса да, топурактан бир да өнүм чыкпайт. Ал бардык ыкманы колдонуп, багбандар менен кеңешет, бирок майнап чыкпайт. Алты ай бүткөндө кыз бош идишин көтөрүп сарайга келүүгө аргасыз болот. Калган кыздар болсо кооз гүлдөргө толгон идиштерин көтөрүп келишет.</w:t>
+        <w:t>Сарай кызматчысынын кызы да алган үрөнүн гүл идишке эгет. Канчалык тырышып караса да, топурактан бир да өнүм чыкпайт. Ал бардык ыкманы колдонуп, багбандар менен кеңешет, бирок майнап чыкпайт. Алты ай бүткөндө кыз бош идишин көтөрүп сарайга келет. Калган кыздар болсо кооз гүлдөргө толгон идиштерин көтөрүп келишет.</w:t>
       </w:r>
     </w:p>
     <w:p>
@@ -183,7 +183,7 @@
           <w:sz w:val="22"/>
           <w:lang w:val="ky-KG"/>
         </w:rPr>
-        <w:t>— Бул кыз эң баалуу гүлдү өстүрүп, мага алып келди. Ал гүлдүн аты — чынчылдыктын гүлү. Силерге тараткан үрөндөрдүн баары жараксыз болчу, алардан гүл өсүшү мүмкүн эмес эле.</w:t>
+        <w:t>— Бул кыз эң баалуу гүлдү өстүрүп, мага алып келди. Ал гүлдүн аты — чынчылдыктын гүлү. Силерге тараткан үрөндөрдүн баары жалган болчу, алардан гүл өсүшү мүмкүн эмес эле.</w:t>
       </w:r>
     </w:p>
     <w:p>
@@ -207,7 +207,7 @@
           <w:sz w:val="22"/>
           <w:lang w:val="ky-KG"/>
         </w:rPr>
-        <w:t xml:space="preserve">Сабак: </w:t>
+        <w:t>Сабак: Чынчылдык — адамдын эң баалуу көркү. Адам сырткы келбети менен эмес, чын сөзү жана таза абийири менен бийиктейт.</w:t>
       </w:r>
       <w:r>
         <w:rPr>
@@ -216,7 +216,6 @@
           <w:sz w:val="22"/>
           <w:lang w:val="ky-KG"/>
         </w:rPr>
-        <w:t>Чынчылдык — адамдын эң баалуу көркү. Өзүңдө жокту бар кылып көрсөтпөй, абийириңди таза сакта.</w:t>
       </w:r>
     </w:p>
     <w:p>
@@ -236,7 +235,7 @@
           <w:sz w:val="18"/>
           <w:lang w:val="ky-KG"/>
         </w:rPr>
-        <w:t>Окуя ачык интернет булактарынан алынды.</w:t>
+        <w:t>Аңгемелер ачык интернет булактарынан алынган, иллюстрациялар болсо ЖИ менен түзүлгөн.</w:t>
       </w:r>
     </w:p>
     <w:sectPr>

--- a/ky/wisdom-stories/flower-of-honesty.docx
+++ b/ky/wisdom-stories/flower-of-honesty.docx
@@ -3,241 +3,167 @@
 <w:document xmlns:wpc="http://schemas.microsoft.com/office/word/2010/wordprocessingCanvas" xmlns:cx="http://schemas.microsoft.com/office/drawing/2014/chartex" xmlns:cx1="http://schemas.microsoft.com/office/drawing/2015/9/8/chartex" xmlns:cx2="http://schemas.microsoft.com/office/drawing/2015/10/21/chartex" xmlns:cx3="http://schemas.microsoft.com/office/drawing/2016/5/9/chartex" xmlns:cx4="http://schemas.microsoft.com/office/drawing/2016/5/10/chartex" xmlns:cx5="http://schemas.microsoft.com/office/drawing/2016/5/11/chartex" xmlns:cx6="http://schemas.microsoft.com/office/drawing/2016/5/12/chartex" xmlns:cx7="http://schemas.microsoft.com/office/drawing/2016/5/13/chartex" xmlns:cx8="http://schemas.microsoft.com/office/drawing/2016/5/14/chartex" xmlns:mc="http://schemas.openxmlformats.org/markup-compatibility/2006" xmlns:aink="http://schemas.microsoft.com/office/drawing/2016/ink" xmlns:am3d="http://schemas.microsoft.com/office/drawing/2017/model3d" xmlns:o="urn:schemas-microsoft-com:office:office" xmlns:oel="http://schemas.microsoft.com/office/2019/extlst" xmlns:r="http://schemas.openxmlformats.org/officeDocument/2006/relationships" xmlns:m="http://schemas.openxmlformats.org/officeDocument/2006/math" xmlns:v="urn:schemas-microsoft-com:vml" xmlns:wp14="http://schemas.microsoft.com/office/word/2010/wordprocessingDrawing" xmlns:wp="http://schemas.openxmlformats.org/drawingml/2006/wordprocessingDrawing" xmlns:w10="urn:schemas-microsoft-com:office:word" xmlns:w="http://schemas.openxmlformats.org/wordprocessingml/2006/main" xmlns:w14="http://schemas.microsoft.com/office/word/2010/wordml" xmlns:w15="http://schemas.microsoft.com/office/word/2012/wordml" xmlns:w16cex="http://schemas.microsoft.com/office/word/2018/wordml/cex" xmlns:w16cid="http://schemas.microsoft.com/office/word/2016/wordml/cid" xmlns:w16="http://schemas.microsoft.com/office/word/2018/wordml" xmlns:w16du="http://schemas.microsoft.com/office/word/2023/wordml/word16du" xmlns:w16sdtdh="http://schemas.microsoft.com/office/word/2020/wordml/sdtdatahash" xmlns:w16sdtfl="http://schemas.microsoft.com/office/word/2024/wordml/sdtformatlock" xmlns:w16se="http://schemas.microsoft.com/office/word/2015/wordml/symex" xmlns:wpg="http://schemas.microsoft.com/office/word/2010/wordprocessingGroup" xmlns:wpi="http://schemas.microsoft.com/office/word/2010/wordprocessingInk" xmlns:wne="http://schemas.microsoft.com/office/word/2006/wordml" xmlns:wps="http://schemas.microsoft.com/office/word/2010/wordprocessingShape" mc:Ignorable="w14 w15 w16se w16cid w16 w16cex w16sdtdh w16sdtfl w16du wp14">
   <w:body>
     <w:p>
-      <w:pPr>
-        <w:pStyle w:val="Title"/>
-        <w:keepNext/>
-        <w:keepLines w:val="0"/>
-        <w:pageBreakBefore w:val="0"/>
-        <w:widowControl/>
-        <w:spacing w:line="269" w:lineRule="auto" w:after="180" w:before="0"/>
-      </w:pPr>
-      <w:bookmarkStart w:id="10060" w:name="Story_61"/>
       <w:r>
         <w:rPr>
-          <w:rFonts w:ascii="Arial" w:hAnsi="Arial"/>
           <w:b/>
-          <w:color w:val="000000"/>
-          <w:sz w:val="34"/>
-          <w:lang w:val="ky-KG"/>
+          <w:bCs/>
         </w:rPr>
         <w:t>Чынчылдыктын гүлү</w:t>
       </w:r>
-      <w:bookmarkEnd w:id="10060"/>
-    </w:p>
-    <w:p>
-      <w:pPr>
-        <w:keepNext w:val="0"/>
-        <w:keepLines w:val="0"/>
-        <w:pageBreakBefore w:val="0"/>
-        <w:widowControl/>
-        <w:spacing w:line="269" w:lineRule="auto" w:after="120" w:before="0"/>
-      </w:pPr>
+    </w:p>
+    <w:p>
+      <w:r>
+        <w:t>Бир өлкөдө жаш ханзаада такка отурууга даярданып жаткан. Сарайдын салты боюнча ал таажы кийгенге чейин үйлөнүшү керек эле. Болочок жарын тандоо үчүн өлкөдөгү бойго жеткен кыздарды сарайга чакырды.</w:t>
+      </w:r>
+    </w:p>
+    <w:p>
+      <w:r>
+        <w:t>Сарайда иштеген аялдын кызы да ханзааданы сүйчү. Чакыруу тууралуу укканда апасына:</w:t>
+      </w:r>
+    </w:p>
+    <w:p>
+      <w:r>
+        <w:t>— Мен да баргым келет, — деди.</w:t>
+      </w:r>
+    </w:p>
+    <w:p>
+      <w:r>
+        <w:t>Апасы тынчсызданды:</w:t>
+      </w:r>
+    </w:p>
+    <w:p>
+      <w:r>
+        <w:t>— Кызым, ал жакка бай, кадыр-барктуу үй-бүлөлөрдүн кыздары келишет. Көңүлүң калып калабы деп корком.</w:t>
+      </w:r>
+    </w:p>
+    <w:p>
+      <w:r>
+        <w:t>— Билем, апа. Бирок аны менен жок дегенде бир жолу жолуккум келет.</w:t>
+      </w:r>
+    </w:p>
+    <w:p>
+      <w:r>
+        <w:t>Белгиленген күнү сарайдын залы кооз кийинген кыздарга толду. Ханзаада ар бирине бирден урук берип, мындай деди:</w:t>
+      </w:r>
+    </w:p>
+    <w:p>
+      <w:r>
+        <w:t>— Бул урукту отургузуп, жакшылап баккыла. Алты айдан кийин өстүргөн гүлүңөрдү алып келгиле. Эң кооз гүл алып келген кызга үйлөнөм.</w:t>
+      </w:r>
+    </w:p>
+    <w:p>
+      <w:r>
+        <w:t>Кыздар үйлөрүнө үмүт менен кайтышты.</w:t>
+      </w:r>
+    </w:p>
+    <w:p>
+      <w:r>
+        <w:t>Кызматчынын кызы да уругун гүл идишке отургузду. Күн сайын топурагын карап, сугарып, биринчи бүчүрдүн чыгышын чыдамсыздык менен күттү. Бирок күндөр, жумалар өтүп, эч нерсе өнүп чыккан жок.</w:t>
+      </w:r>
+    </w:p>
+    <w:p>
+      <w:r>
+        <w:t>Кыз багбандардан кеңеш сурап, айткандарын аткарды. Ошондо да урук өнбөдү.</w:t>
+      </w:r>
+    </w:p>
+    <w:p>
+      <w:r>
+        <w:t>Алты ай бүткөндө апасы сурады:</w:t>
+      </w:r>
+    </w:p>
+    <w:p>
+      <w:r>
+        <w:t>— Бош идиш менен барасыңбы?</w:t>
+      </w:r>
+    </w:p>
+    <w:p>
+      <w:r>
+        <w:t>Кыз идишин карап, акырын жооп берди:</w:t>
+      </w:r>
+    </w:p>
+    <w:p>
+      <w:r>
+        <w:t>— Ооба. Колумдан келгендин баарын кылдым. Башка гүлдү алып барып, ханзаада берген уруктан өстүрдүм деп айта албайм.</w:t>
+      </w:r>
+    </w:p>
+    <w:p>
+      <w:r>
+        <w:t>Сарайга келгенде айлананын баары түркүн түстүү гүлдөргө толуп турганын көрдү. Өзүнүн идишинде болсо топурак гана бар эле. Кыз уялып, четке турду.</w:t>
+      </w:r>
+    </w:p>
+    <w:p>
+      <w:r>
+        <w:t>Ханзаада залга кирип, гүлдөрдү бирден карап чыкты. Кыздын алдына келип токтогондо:</w:t>
+      </w:r>
+    </w:p>
+    <w:p>
+      <w:r>
+        <w:t>— Сенин гүлүң кайда? — деп сурады.</w:t>
+      </w:r>
+    </w:p>
+    <w:p>
+      <w:r>
+        <w:t>— Урукту алты ай бактым, бирок өнүп чыккан жок, — деди кыз. — Сизге көрсөтө турган гүлүм жок.</w:t>
+      </w:r>
+    </w:p>
+    <w:p>
+      <w:r>
+        <w:lastRenderedPageBreak/>
+        <w:t>Ханзаада аны кунт коюп укту. Анан чогулгандарга кайрылды:</w:t>
+      </w:r>
+    </w:p>
+    <w:p>
+      <w:r>
+        <w:t>— Мен тандадым.</w:t>
+      </w:r>
+    </w:p>
+    <w:p>
+      <w:r>
+        <w:t>Ал бош идиш кармаган кызды көрсөттү.</w:t>
+      </w:r>
+    </w:p>
+    <w:p>
+      <w:r>
+        <w:t>Залда таң калган үндөр угулду:</w:t>
+      </w:r>
+    </w:p>
+    <w:p>
+      <w:r>
+        <w:t>— Анын гүлү жок да!</w:t>
+      </w:r>
+    </w:p>
+    <w:p>
+      <w:r>
+        <w:t>Ханзаада түшүндүрдү:</w:t>
+      </w:r>
+    </w:p>
+    <w:p>
+      <w:r>
+        <w:t>— Мен берген уруктардын бири да өнө албайт болчу. Бул кыз болсо болгонун болгондой көрсөтүүгө батынды. Ал мага эң баалуу гүлдү — чынчылдыктын гүлүн алып келди.</w:t>
+      </w:r>
+    </w:p>
+    <w:p>
       <w:r>
         <w:rPr>
-          <w:rFonts w:ascii="Arial" w:eastAsia="Arial" w:hAnsi="Arial"/>
-          <w:color w:val="000000"/>
-          <w:sz w:val="22"/>
-          <w:lang w:val="ky-KG"/>
+          <w:b/>
+          <w:bCs/>
         </w:rPr>
-        <w:t>Бир ханзаада такка отурууга камынып жатыптыр. Бирок салт боюнча адегенде үйлөнүшү керек экен. Ылайыктуу жар тандоо үчүн өлкөдөгү эң сулуу кыздарды алдына чакыртат.</w:t>
-      </w:r>
-    </w:p>
-    <w:p>
-      <w:pPr>
-        <w:keepNext w:val="0"/>
-        <w:keepLines w:val="0"/>
-        <w:pageBreakBefore w:val="0"/>
-        <w:widowControl/>
-        <w:spacing w:line="269" w:lineRule="auto" w:after="120" w:before="0"/>
-      </w:pPr>
+        <w:t>Сабак:</w:t>
+      </w:r>
+      <w:r>
+        <w:t xml:space="preserve"> Кээде чынчылдык — элдин алдына бош идиш менен чыгууга батынуу. Каалаган натыйжага жетпей калуу уят эмес. Жетпеген ийгиликти жеткендей көрсөтүү — өз абийириңе каршы чыгуу.</w:t>
+      </w:r>
+    </w:p>
+    <w:p>
       <w:r>
         <w:rPr>
-          <w:rFonts w:ascii="Arial" w:eastAsia="Arial" w:hAnsi="Arial"/>
-          <w:color w:val="000000"/>
-          <w:sz w:val="22"/>
-          <w:lang w:val="ky-KG"/>
+          <w:i/>
+          <w:iCs/>
         </w:rPr>
-        <w:t>Сарай кызматчыларынын биринин кызы да ханзааданы сүйчү экен. Ал апасына ханзааданын алдына баргысы келерин айтат. Апасы аны бул оюнан кайтарууга аракет кылганы менен, кыз чечиминен кайтпай, сөзсүз барарын билдирет.</w:t>
-      </w:r>
-    </w:p>
-    <w:p>
-      <w:pPr>
-        <w:keepNext w:val="0"/>
-        <w:keepLines w:val="0"/>
-        <w:pageBreakBefore w:val="0"/>
-        <w:widowControl/>
-        <w:spacing w:line="269" w:lineRule="auto" w:after="120" w:before="0"/>
-      </w:pPr>
-      <w:r>
-        <w:rPr>
-          <w:rFonts w:ascii="Arial" w:eastAsia="Arial" w:hAnsi="Arial"/>
-          <w:color w:val="000000"/>
-          <w:sz w:val="22"/>
-          <w:lang w:val="ky-KG"/>
-        </w:rPr>
-        <w:t>Күткөн күн келет. Сарайга чогулган жаш сулуулар эң кооз кийимдерин кийип, жасанып-түзөнүп, өздөрүн жактыруу үчүн колунан келгендин баарын кылышкан эле.</w:t>
-      </w:r>
-    </w:p>
-    <w:p>
-      <w:pPr>
-        <w:keepNext w:val="0"/>
-        <w:keepLines w:val="0"/>
-        <w:pageBreakBefore w:val="0"/>
-        <w:widowControl/>
-        <w:spacing w:line="269" w:lineRule="auto" w:after="120" w:before="0"/>
-      </w:pPr>
-      <w:r>
-        <w:rPr>
-          <w:rFonts w:ascii="Arial" w:eastAsia="Arial" w:hAnsi="Arial"/>
-          <w:color w:val="000000"/>
-          <w:sz w:val="22"/>
-          <w:lang w:val="ky-KG"/>
-        </w:rPr>
-        <w:t>Ханзаада кыздардын ар бирине бирден үрөн берип, аны гүл идишке эгип, алты айдан кийин кайра алдына келүүнү тапшырат. Эң кооз гүл өстүргөн кызды тандап, ошого үйлөнөрүн айтат. Кыздар үрөндөрүн алып, толкунданып үйлөрүнө тарашат.</w:t>
-      </w:r>
-    </w:p>
-    <w:p>
-      <w:pPr>
-        <w:keepNext w:val="0"/>
-        <w:keepLines w:val="0"/>
-        <w:pageBreakBefore w:val="0"/>
-        <w:widowControl/>
-        <w:spacing w:line="269" w:lineRule="auto" w:after="120" w:before="0"/>
-      </w:pPr>
-      <w:r>
-        <w:rPr>
-          <w:rFonts w:ascii="Arial" w:hAnsi="Arial"/>
-          <w:color w:val="000000"/>
-          <w:sz w:val="22"/>
-          <w:lang w:val="ky-KG"/>
-        </w:rPr>
-        <w:t>Сарай кызматчысынын кызы да алган үрөнүн гүл идишке эгет. Канчалык тырышып караса да, топурактан бир да өнүм чыкпайт. Ал бардык ыкманы колдонуп, багбандар менен кеңешет, бирок майнап чыкпайт. Алты ай бүткөндө кыз бош идишин көтөрүп сарайга келет. Калган кыздар болсо кооз гүлдөргө толгон идиштерин көтөрүп келишет.</w:t>
-      </w:r>
-    </w:p>
-    <w:p>
-      <w:pPr>
-        <w:keepNext w:val="0"/>
-        <w:keepLines w:val="0"/>
-        <w:pageBreakBefore w:val="0"/>
-        <w:widowControl/>
-        <w:spacing w:line="269" w:lineRule="auto" w:after="120" w:before="0"/>
-      </w:pPr>
-      <w:r>
-        <w:rPr>
-          <w:rFonts w:ascii="Arial" w:eastAsia="Arial" w:hAnsi="Arial"/>
-          <w:color w:val="000000"/>
-          <w:sz w:val="22"/>
-          <w:lang w:val="ky-KG"/>
-        </w:rPr>
-        <w:t>Тандоо учуру келет. Ханзаада залга кирип, кыздардын арасын аралап, идиштерди бирден карап чыгат. Акырында кызматчынын кызын тандаганын бийик үн менен жарыялайт.</w:t>
-      </w:r>
-    </w:p>
-    <w:p>
-      <w:pPr>
-        <w:keepNext w:val="0"/>
-        <w:keepLines w:val="0"/>
-        <w:pageBreakBefore w:val="0"/>
-        <w:widowControl/>
-        <w:spacing w:line="269" w:lineRule="auto" w:after="120" w:before="0"/>
-      </w:pPr>
-      <w:r>
-        <w:rPr>
-          <w:rFonts w:ascii="Arial" w:eastAsia="Arial" w:hAnsi="Arial"/>
-          <w:color w:val="000000"/>
-          <w:sz w:val="22"/>
-          <w:lang w:val="ky-KG"/>
-        </w:rPr>
-        <w:t>Баары аң-таң болот. Башка кыздар бул чечимге каршы чыгышат: бош идиш менен келген кыз кантип колуктулукка тандалсын?</w:t>
-      </w:r>
-    </w:p>
-    <w:p>
-      <w:pPr>
-        <w:keepNext w:val="0"/>
-        <w:keepLines w:val="0"/>
-        <w:pageBreakBefore w:val="0"/>
-        <w:widowControl/>
-        <w:spacing w:line="269" w:lineRule="auto" w:after="120" w:before="0"/>
-      </w:pPr>
-      <w:r>
-        <w:rPr>
-          <w:rFonts w:ascii="Arial" w:eastAsia="Arial" w:hAnsi="Arial"/>
-          <w:color w:val="000000"/>
-          <w:sz w:val="22"/>
-          <w:lang w:val="ky-KG"/>
-        </w:rPr>
-        <w:t>Ханзаада чечиминин себебин мындай түшүндүрөт:</w:t>
-      </w:r>
-    </w:p>
-    <w:p>
-      <w:pPr>
-        <w:keepNext/>
-        <w:keepLines w:val="0"/>
-        <w:pageBreakBefore w:val="0"/>
-        <w:widowControl/>
-        <w:spacing w:line="269" w:lineRule="auto" w:after="120" w:before="0"/>
-      </w:pPr>
-      <w:r>
-        <w:rPr>
-          <w:rFonts w:ascii="Arial" w:hAnsi="Arial"/>
-          <w:color w:val="000000"/>
-          <w:sz w:val="22"/>
-          <w:lang w:val="ky-KG"/>
-        </w:rPr>
-        <w:t>— Бул кыз эң баалуу гүлдү өстүрүп, мага алып келди. Ал гүлдүн аты — чынчылдыктын гүлү. Силерге тараткан үрөндөрдүн баары жалган болчу, алардан гүл өсүшү мүмкүн эмес эле.</w:t>
-      </w:r>
-    </w:p>
-    <w:p>
-      <w:pPr>
-        <w:pStyle w:val="Moral"/>
-        <w:keepNext/>
-        <w:keepLines/>
-        <w:pageBreakBefore w:val="0"/>
-        <w:widowControl/>
-        <w:spacing w:before="120" w:after="120" w:line="269" w:lineRule="auto"/>
-        <w:ind w:left="240" w:right="240"/>
-        <w:rPr>
-          <w:lang w:val="ru-RU"/>
-        </w:rPr>
-      </w:pPr>
-      <w:r>
-        <w:rPr>
-          <w:rFonts w:ascii="Arial" w:hAnsi="Arial"/>
-          <w:b/>
-          <w:color w:val="000000"/>
-          <w:sz w:val="22"/>
-          <w:lang w:val="ky-KG"/>
-        </w:rPr>
-        <w:t>Сабак: Чынчылдык — адамдын эң баалуу көркү. Адам сырткы келбети менен эмес, чын сөзү жана таза абийири менен бийиктейт.</w:t>
-      </w:r>
-      <w:r>
-        <w:rPr>
-          <w:rFonts w:ascii="Arial" w:hAnsi="Arial"/>
-          <w:color w:val="000000"/>
-          <w:sz w:val="22"/>
-          <w:lang w:val="ky-KG"/>
-        </w:rPr>
-      </w:r>
-    </w:p>
-    <w:p>
-      <w:pPr>
-        <w:keepNext w:val="0"/>
-        <w:keepLines w:val="0"/>
-        <w:pageBreakBefore w:val="0"/>
-        <w:widowControl/>
-        <w:spacing w:before="0" w:after="160" w:line="269" w:lineRule="auto"/>
-        <w:jc w:val="right"/>
-      </w:pPr>
-      <w:r>
-        <w:rPr>
-          <w:rFonts w:ascii="Arial" w:eastAsia="Arial" w:hAnsi="Arial" w:cs="Arial"/>
-          <w:i/>
-          <w:color w:val="000000"/>
-          <w:sz w:val="18"/>
-          <w:lang w:val="ky-KG"/>
-        </w:rPr>
-        <w:t>Аңгемелер ачык интернет булактарынан алынган, иллюстрациялар болсо ЖИ менен түзүлгөн.</w:t>
-      </w:r>
-    </w:p>
+        <w:t>Аңгемелер интернеттен чогултулуп, жасалма интеллекттин жардамы менен иштелип чыккан. Бардык сүрөттөр жасалма интеллект аркылуу түзүлгөн.</w:t>
+      </w:r>
+    </w:p>
+    <w:p/>
     <w:sectPr>
       <w:headerReference w:type="even" r:id="rId7"/>
       <w:headerReference w:type="default" r:id="rId8"/>
@@ -1068,7 +994,6 @@
     </w:pPr>
     <w:rPr>
       <w:rFonts w:asciiTheme="majorHAnsi" w:eastAsiaTheme="majorEastAsia" w:hAnsiTheme="majorHAnsi" w:cstheme="majorBidi"/>
-      <w:color w:val="000000"/>
       <w:sz w:val="40"/>
       <w:szCs w:val="40"/>
     </w:rPr>
@@ -1090,7 +1015,6 @@
     </w:pPr>
     <w:rPr>
       <w:rFonts w:asciiTheme="majorHAnsi" w:eastAsiaTheme="majorEastAsia" w:hAnsiTheme="majorHAnsi" w:cstheme="majorBidi"/>
-      <w:color w:val="000000"/>
       <w:sz w:val="32"/>
       <w:szCs w:val="32"/>
     </w:rPr>
@@ -1113,7 +1037,6 @@
     </w:pPr>
     <w:rPr>
       <w:rFonts w:eastAsiaTheme="majorEastAsia" w:cstheme="majorBidi"/>
-      <w:color w:val="000000"/>
       <w:sz w:val="28"/>
       <w:szCs w:val="28"/>
     </w:rPr>
@@ -1138,7 +1061,6 @@
       <w:rFonts w:eastAsiaTheme="majorEastAsia" w:cstheme="majorBidi"/>
       <w:i/>
       <w:iCs/>
-      <w:color w:val="000000"/>
     </w:rPr>
   </w:style>
   <w:style w:type="paragraph" w:styleId="Heading5">
@@ -1159,7 +1081,6 @@
     </w:pPr>
     <w:rPr>
       <w:rFonts w:eastAsiaTheme="majorEastAsia" w:cstheme="majorBidi"/>
-      <w:color w:val="000000"/>
     </w:rPr>
   </w:style>
   <w:style w:type="paragraph" w:styleId="Heading6">
@@ -1182,7 +1103,6 @@
       <w:rFonts w:eastAsiaTheme="majorEastAsia" w:cstheme="majorBidi"/>
       <w:i/>
       <w:iCs/>
-      <w:color w:val="000000"/>
     </w:rPr>
   </w:style>
   <w:style w:type="paragraph" w:styleId="Heading7">
@@ -1203,7 +1123,6 @@
     </w:pPr>
     <w:rPr>
       <w:rFonts w:eastAsiaTheme="majorEastAsia" w:cstheme="majorBidi"/>
-      <w:color w:val="000000"/>
     </w:rPr>
   </w:style>
   <w:style w:type="paragraph" w:styleId="Heading8">
@@ -1226,7 +1145,6 @@
       <w:rFonts w:eastAsiaTheme="majorEastAsia" w:cstheme="majorBidi"/>
       <w:i/>
       <w:iCs/>
-      <w:color w:val="000000"/>
     </w:rPr>
   </w:style>
   <w:style w:type="paragraph" w:styleId="Heading9">
@@ -1247,13 +1165,11 @@
     </w:pPr>
     <w:rPr>
       <w:rFonts w:eastAsiaTheme="majorEastAsia" w:cstheme="majorBidi"/>
-      <w:color w:val="000000"/>
     </w:rPr>
   </w:style>
   <w:style w:type="character" w:default="1" w:styleId="DefaultParagraphFont">
     <w:name w:val="Default Paragraph Font"/>
     <w:uiPriority w:val="1"/>
-    <w:semiHidden/>
     <w:unhideWhenUsed/>
   </w:style>
   <w:style w:type="table" w:default="1" w:styleId="TableNormal">
@@ -1409,7 +1325,6 @@
     </w:pPr>
     <w:rPr>
       <w:rFonts w:asciiTheme="majorHAnsi" w:eastAsiaTheme="majorEastAsia" w:hAnsiTheme="majorHAnsi" w:cstheme="majorBidi"/>
-      <w:color w:val="000000"/>
       <w:spacing w:val="-10"/>
       <w:kern w:val="28"/>
       <w:sz w:val="56"/>
@@ -1445,7 +1360,6 @@
     </w:pPr>
     <w:rPr>
       <w:rFonts w:eastAsiaTheme="majorEastAsia" w:cstheme="majorBidi"/>
-      <w:color w:val="000000"/>
       <w:spacing w:val="15"/>
       <w:sz w:val="28"/>
       <w:szCs w:val="28"/>
@@ -1480,7 +1394,6 @@
     <w:rPr>
       <w:i/>
       <w:iCs/>
-      <w:color w:val="000000"/>
     </w:rPr>
   </w:style>
   <w:style w:type="character" w:customStyle="1" w:styleId="QuoteChar">
@@ -1505,9 +1418,6 @@
       <w:ind w:left="720"/>
       <w:contextualSpacing/>
     </w:pPr>
-    <w:rPr>
-      <w:color w:val="000000"/>
-    </w:rPr>
   </w:style>
   <w:style w:type="character" w:styleId="IntenseEmphasis">
     <w:name w:val="Intense Emphasis"/>
@@ -1537,7 +1447,6 @@
     <w:rPr>
       <w:i/>
       <w:iCs/>
-      <w:color w:val="000000"/>
     </w:rPr>
   </w:style>
   <w:style w:type="character" w:customStyle="1" w:styleId="IntenseQuoteChar">
@@ -1577,9 +1486,6 @@
     <w:pPr>
       <w:spacing w:after="100"/>
     </w:pPr>
-    <w:rPr>
-      <w:color w:val="000000"/>
-    </w:rPr>
   </w:style>
   <w:style w:type="paragraph" w:customStyle="1" w:styleId="Moral">
     <w:name w:val="Moral"/>
@@ -1591,7 +1497,6 @@
     <w:rPr>
       <w:rFonts w:ascii="Arial" w:eastAsia="Arial" w:hAnsi="Arial"/>
       <w:i/>
-      <w:color w:val="000000"/>
       <w:kern w:val="0"/>
       <w:sz w:val="22"/>
       <w:szCs w:val="22"/>
@@ -1613,9 +1518,6 @@
       </w:tabs>
       <w:spacing w:after="0" w:line="240" w:lineRule="auto"/>
     </w:pPr>
-    <w:rPr>
-      <w:color w:val="000000"/>
-    </w:rPr>
   </w:style>
   <w:style w:type="character" w:customStyle="1" w:styleId="HeaderChar">
     <w:name w:val="Header Char"/>
@@ -1638,9 +1540,6 @@
       </w:tabs>
       <w:spacing w:after="0" w:line="240" w:lineRule="auto"/>
     </w:pPr>
-    <w:rPr>
-      <w:color w:val="000000"/>
-    </w:rPr>
   </w:style>
   <w:style w:type="character" w:customStyle="1" w:styleId="FooterChar">
     <w:name w:val="Footer Char"/>
@@ -1663,7 +1562,6 @@
     </w:pPr>
     <w:rPr>
       <w:rFonts w:eastAsiaTheme="minorEastAsia"/>
-      <w:color w:val="000000"/>
     </w:rPr>
   </w:style>
   <w:style w:type="paragraph" w:styleId="TOC3">
@@ -1680,7 +1578,6 @@
     </w:pPr>
     <w:rPr>
       <w:rFonts w:eastAsiaTheme="minorEastAsia"/>
-      <w:color w:val="000000"/>
     </w:rPr>
   </w:style>
   <w:style w:type="paragraph" w:styleId="TOC4">
@@ -1697,7 +1594,6 @@
     </w:pPr>
     <w:rPr>
       <w:rFonts w:eastAsiaTheme="minorEastAsia"/>
-      <w:color w:val="000000"/>
     </w:rPr>
   </w:style>
   <w:style w:type="paragraph" w:styleId="TOC5">
@@ -1714,7 +1610,6 @@
     </w:pPr>
     <w:rPr>
       <w:rFonts w:eastAsiaTheme="minorEastAsia"/>
-      <w:color w:val="000000"/>
     </w:rPr>
   </w:style>
   <w:style w:type="paragraph" w:styleId="TOC6">
@@ -1731,7 +1626,6 @@
     </w:pPr>
     <w:rPr>
       <w:rFonts w:eastAsiaTheme="minorEastAsia"/>
-      <w:color w:val="000000"/>
     </w:rPr>
   </w:style>
   <w:style w:type="paragraph" w:styleId="TOC7">
@@ -1748,7 +1642,6 @@
     </w:pPr>
     <w:rPr>
       <w:rFonts w:eastAsiaTheme="minorEastAsia"/>
-      <w:color w:val="000000"/>
     </w:rPr>
   </w:style>
   <w:style w:type="paragraph" w:styleId="TOC8">
@@ -1765,7 +1658,6 @@
     </w:pPr>
     <w:rPr>
       <w:rFonts w:eastAsiaTheme="minorEastAsia"/>
-      <w:color w:val="000000"/>
     </w:rPr>
   </w:style>
   <w:style w:type="paragraph" w:styleId="TOC9">
@@ -1782,7 +1674,6 @@
     </w:pPr>
     <w:rPr>
       <w:rFonts w:eastAsiaTheme="minorEastAsia"/>
-      <w:color w:val="000000"/>
     </w:rPr>
   </w:style>
   <w:style w:type="paragraph" w:styleId="TOCHeading">
@@ -1798,7 +1689,6 @@
       <w:outlineLvl w:val="9"/>
     </w:pPr>
     <w:rPr>
-      <w:color w:val="000000"/>
       <w:kern w:val="0"/>
       <w:sz w:val="32"/>
       <w:szCs w:val="32"/>

--- a/ky/wisdom-stories/flower-of-honesty.docx
+++ b/ky/wisdom-stories/flower-of-honesty.docx
@@ -151,7 +151,7 @@
         <w:t>Сабак:</w:t>
       </w:r>
       <w:r>
-        <w:t xml:space="preserve"> Кээде чынчылдык — элдин алдына бош идиш менен чыгууга батынуу. Каалаган натыйжага жетпей калуу уят эмес. Жетпеген ийгиликти жеткендей көрсөтүү — өз абийириңе каршы чыгуу.</w:t>
+        <w:t xml:space="preserve"> Кээде чынчылдык — элдин алдына бош идиш менен чыгууга батынуу. Каалаган натыйжага жетпей калуу уят эмес. Өзүң жетпеген ийгиликке жеткендей көрүнүүгө аракет кылуу — өз абийириңе каршы чыгуу.</w:t>
       </w:r>
     </w:p>
     <w:p>
